--- a/examples/tutorial/doc/08-mlp-complete-pipeline.docx
+++ b/examples/tutorial/doc/08-mlp-complete-pipeline.docx
@@ -539,7 +539,7 @@
               <a:graphicData uri="http://schemas.openxmlformats.org/drawingml/2006/picture">
                 <pic:pic>
                   <pic:nvPicPr>
-                    <pic:cNvPr descr="/home/gpca/tspredit/examples/tutorial/doc/08-mlp-complete-pipeline_files/abb70032f3dfee3793e16031b71a69776be88b13.png" id="11" name="Picture"/>
+                    <pic:cNvPr descr="C:\Git\cefet-rj-dal\tspredit\examples\tutorial\doc\08-mlp-complete-pipeline_files/f569f2ca63f0551966536f97f4d2f46fb39deca3.png" id="11" name="Picture"/>
                     <pic:cNvPicPr>
                       <a:picLocks noChangeArrowheads="1" noChangeAspect="1"/>
                     </pic:cNvPicPr>
@@ -1481,7 +1481,7 @@
         <w:rPr>
           <w:rStyle w:val="VerbatimChar"/>
         </w:rPr>
-        <w:t xml:space="preserve">##           mse    smape        R2</w:t>
+        <w:t xml:space="preserve">##           mse     smape       R2</w:t>
       </w:r>
       <w:r>
         <w:br/>
@@ -1490,7 +1490,7 @@
         <w:rPr>
           <w:rStyle w:val="VerbatimChar"/>
         </w:rPr>
-        <w:t xml:space="preserve">## 1 0.008026988 0.177444 0.9838654</w:t>
+        <w:t xml:space="preserve">## 1 0.007837645 0.1677866 0.984246</w:t>
       </w:r>
     </w:p>
     <w:p>
@@ -1755,7 +1755,7 @@
         <w:rPr>
           <w:rStyle w:val="VerbatimChar"/>
         </w:rPr>
-        <w:t xml:space="preserve">## [1]  0.3773745  0.1228081 -0.1371693 -0.4047429 -0.6421997</w:t>
+        <w:t xml:space="preserve">## [1]  0.3781221  0.1252139 -0.1321141 -0.3966112 -0.6301110</w:t>
       </w:r>
       <w:r>
         <w:br/>
@@ -1782,7 +1782,7 @@
         <w:rPr>
           <w:rStyle w:val="VerbatimChar"/>
         </w:rPr>
-        <w:t xml:space="preserve">## [1] 0.2834829</w:t>
+        <w:t xml:space="preserve">## [1] 0.2646251</w:t>
       </w:r>
       <w:r>
         <w:br/>
@@ -1809,7 +1809,7 @@
         <w:rPr>
           <w:rStyle w:val="VerbatimChar"/>
         </w:rPr>
-        <w:t xml:space="preserve">## [1] 0.004912963</w:t>
+        <w:t xml:space="preserve">## [1] 0.004024899</w:t>
       </w:r>
       <w:r>
         <w:br/>
@@ -1836,7 +1836,7 @@
         <w:rPr>
           <w:rStyle w:val="VerbatimChar"/>
         </w:rPr>
-        <w:t xml:space="preserve">## [1] 0.9575665</w:t>
+        <w:t xml:space="preserve">## [1] 0.9652367</w:t>
       </w:r>
       <w:r>
         <w:br/>
@@ -1872,7 +1872,7 @@
         <w:rPr>
           <w:rStyle w:val="VerbatimChar"/>
         </w:rPr>
-        <w:t xml:space="preserve">## 1 0.004912963 0.2834829 0.9575665</w:t>
+        <w:t xml:space="preserve">## 1 0.004024899 0.2646251 0.9652367</w:t>
       </w:r>
     </w:p>
     <w:p>
@@ -2022,7 +2022,7 @@
         <w:rPr>
           <w:rStyle w:val="VerbatimChar"/>
         </w:rPr>
-        <w:t xml:space="preserve">## 1    1  0.41211849  0.3773745</w:t>
+        <w:t xml:space="preserve">## 1    1  0.41211849  0.3781221</w:t>
       </w:r>
       <w:r>
         <w:br/>
@@ -2031,7 +2031,7 @@
         <w:rPr>
           <w:rStyle w:val="VerbatimChar"/>
         </w:rPr>
-        <w:t xml:space="preserve">## 2    2  0.17388949  0.1228081</w:t>
+        <w:t xml:space="preserve">## 2    2  0.17388949  0.1252139</w:t>
       </w:r>
       <w:r>
         <w:br/>
@@ -2040,7 +2040,7 @@
         <w:rPr>
           <w:rStyle w:val="VerbatimChar"/>
         </w:rPr>
-        <w:t xml:space="preserve">## 3    3 -0.07515112 -0.1371693</w:t>
+        <w:t xml:space="preserve">## 3    3 -0.07515112 -0.1321141</w:t>
       </w:r>
       <w:r>
         <w:br/>
@@ -2049,7 +2049,7 @@
         <w:rPr>
           <w:rStyle w:val="VerbatimChar"/>
         </w:rPr>
-        <w:t xml:space="preserve">## 4    4 -0.31951919 -0.4047429</w:t>
+        <w:t xml:space="preserve">## 4    4 -0.31951919 -0.3966112</w:t>
       </w:r>
       <w:r>
         <w:br/>
@@ -2058,7 +2058,7 @@
         <w:rPr>
           <w:rStyle w:val="VerbatimChar"/>
         </w:rPr>
-        <w:t xml:space="preserve">## 5    5 -0.54402111 -0.6421997</w:t>
+        <w:t xml:space="preserve">## 5    5 -0.54402111 -0.6301110</w:t>
       </w:r>
     </w:p>
     <w:p>
@@ -2301,7 +2301,7 @@
               <a:graphicData uri="http://schemas.openxmlformats.org/drawingml/2006/picture">
                 <pic:pic>
                   <pic:nvPicPr>
-                    <pic:cNvPr descr="/home/gpca/tspredit/examples/tutorial/doc/08-mlp-complete-pipeline_files/6e0dab9dd673b7384f6c864b7d461b2fe6f772b9.png" id="14" name="Picture"/>
+                    <pic:cNvPr descr="C:\Git\cefet-rj-dal\tspredit\examples\tutorial\doc\08-mlp-complete-pipeline_files/25895fad59bfdfe2c8e67734dbfc9807a9ef6347.png" id="14" name="Picture"/>
                     <pic:cNvPicPr>
                       <a:picLocks noChangeArrowheads="1" noChangeAspect="1"/>
                     </pic:cNvPicPr>

--- a/examples/tutorial/doc/08-mlp-complete-pipeline.docx
+++ b/examples/tutorial/doc/08-mlp-complete-pipeline.docx
@@ -539,7 +539,7 @@
               <a:graphicData uri="http://schemas.openxmlformats.org/drawingml/2006/picture">
                 <pic:pic>
                   <pic:nvPicPr>
-                    <pic:cNvPr descr="C:\Git\cefet-rj-dal\tspredit\examples\tutorial\doc\08-mlp-complete-pipeline_files/f569f2ca63f0551966536f97f4d2f46fb39deca3.png" id="11" name="Picture"/>
+                    <pic:cNvPr descr="C:\Git\dal\tspredit\examples\tutorial\doc\08-mlp-complete-pipeline_files/f569f2ca63f0551966536f97f4d2f46fb39deca3.png" id="11" name="Picture"/>
                     <pic:cNvPicPr>
                       <a:picLocks noChangeArrowheads="1" noChangeAspect="1"/>
                     </pic:cNvPicPr>
@@ -2301,7 +2301,7 @@
               <a:graphicData uri="http://schemas.openxmlformats.org/drawingml/2006/picture">
                 <pic:pic>
                   <pic:nvPicPr>
-                    <pic:cNvPr descr="C:\Git\cefet-rj-dal\tspredit\examples\tutorial\doc\08-mlp-complete-pipeline_files/25895fad59bfdfe2c8e67734dbfc9807a9ef6347.png" id="14" name="Picture"/>
+                    <pic:cNvPr descr="C:\Git\dal\tspredit\examples\tutorial\doc\08-mlp-complete-pipeline_files/25895fad59bfdfe2c8e67734dbfc9807a9ef6347.png" id="14" name="Picture"/>
                     <pic:cNvPicPr>
                       <a:picLocks noChangeArrowheads="1" noChangeAspect="1"/>
                     </pic:cNvPicPr>

--- a/examples/tutorial/doc/08-mlp-complete-pipeline.docx
+++ b/examples/tutorial/doc/08-mlp-complete-pipeline.docx
@@ -539,7 +539,7 @@
               <a:graphicData uri="http://schemas.openxmlformats.org/drawingml/2006/picture">
                 <pic:pic>
                   <pic:nvPicPr>
-                    <pic:cNvPr descr="C:\Git\dal\tspredit\examples\tutorial\doc\08-mlp-complete-pipeline_files/f569f2ca63f0551966536f97f4d2f46fb39deca3.png" id="11" name="Picture"/>
+                    <pic:cNvPr descr="/home/gpca/tspredit/examples/tutorial/doc/08-mlp-complete-pipeline_files/abb70032f3dfee3793e16031b71a69776be88b13.png" id="11" name="Picture"/>
                     <pic:cNvPicPr>
                       <a:picLocks noChangeArrowheads="1" noChangeAspect="1"/>
                     </pic:cNvPicPr>
@@ -1481,7 +1481,7 @@
         <w:rPr>
           <w:rStyle w:val="VerbatimChar"/>
         </w:rPr>
-        <w:t xml:space="preserve">##           mse     smape       R2</w:t>
+        <w:t xml:space="preserve">##           mse    smape        R2</w:t>
       </w:r>
       <w:r>
         <w:br/>
@@ -1490,7 +1490,7 @@
         <w:rPr>
           <w:rStyle w:val="VerbatimChar"/>
         </w:rPr>
-        <w:t xml:space="preserve">## 1 0.007837645 0.1677866 0.984246</w:t>
+        <w:t xml:space="preserve">## 1 0.007208915 0.148213 0.9855097</w:t>
       </w:r>
     </w:p>
     <w:p>
@@ -1755,7 +1755,7 @@
         <w:rPr>
           <w:rStyle w:val="VerbatimChar"/>
         </w:rPr>
-        <w:t xml:space="preserve">## [1]  0.3781221  0.1252139 -0.1321141 -0.3966112 -0.6301110</w:t>
+        <w:t xml:space="preserve">## [1]  0.442244409  0.225089441 -0.009678268 -0.235257572 -0.451724613</w:t>
       </w:r>
       <w:r>
         <w:br/>
@@ -1782,7 +1782,7 @@
         <w:rPr>
           <w:rStyle w:val="VerbatimChar"/>
         </w:rPr>
-        <w:t xml:space="preserve">## [1] 0.2646251</w:t>
+        <w:t xml:space="preserve">## [1] 0.4719926</w:t>
       </w:r>
       <w:r>
         <w:br/>
@@ -1809,7 +1809,7 @@
         <w:rPr>
           <w:rStyle w:val="VerbatimChar"/>
         </w:rPr>
-        <w:t xml:space="preserve">## [1] 0.004024899</w:t>
+        <w:t xml:space="preserve">## [1] 0.004686873</w:t>
       </w:r>
       <w:r>
         <w:br/>
@@ -1836,7 +1836,7 @@
         <w:rPr>
           <w:rStyle w:val="VerbatimChar"/>
         </w:rPr>
-        <w:t xml:space="preserve">## [1] 0.9652367</w:t>
+        <w:t xml:space="preserve">## [1] 0.9595192</w:t>
       </w:r>
       <w:r>
         <w:br/>
@@ -1872,7 +1872,7 @@
         <w:rPr>
           <w:rStyle w:val="VerbatimChar"/>
         </w:rPr>
-        <w:t xml:space="preserve">## 1 0.004024899 0.2646251 0.9652367</w:t>
+        <w:t xml:space="preserve">## 1 0.004686873 0.4719926 0.9595192</w:t>
       </w:r>
     </w:p>
     <w:p>
@@ -2013,7 +2013,7 @@
         <w:rPr>
           <w:rStyle w:val="VerbatimChar"/>
         </w:rPr>
-        <w:t xml:space="preserve">##   step    observed  predicted</w:t>
+        <w:t xml:space="preserve">##   step    observed    predicted</w:t>
       </w:r>
       <w:r>
         <w:br/>
@@ -2022,7 +2022,7 @@
         <w:rPr>
           <w:rStyle w:val="VerbatimChar"/>
         </w:rPr>
-        <w:t xml:space="preserve">## 1    1  0.41211849  0.3781221</w:t>
+        <w:t xml:space="preserve">## 1    1  0.41211849  0.442244409</w:t>
       </w:r>
       <w:r>
         <w:br/>
@@ -2031,7 +2031,7 @@
         <w:rPr>
           <w:rStyle w:val="VerbatimChar"/>
         </w:rPr>
-        <w:t xml:space="preserve">## 2    2  0.17388949  0.1252139</w:t>
+        <w:t xml:space="preserve">## 2    2  0.17388949  0.225089441</w:t>
       </w:r>
       <w:r>
         <w:br/>
@@ -2040,7 +2040,7 @@
         <w:rPr>
           <w:rStyle w:val="VerbatimChar"/>
         </w:rPr>
-        <w:t xml:space="preserve">## 3    3 -0.07515112 -0.1321141</w:t>
+        <w:t xml:space="preserve">## 3    3 -0.07515112 -0.009678268</w:t>
       </w:r>
       <w:r>
         <w:br/>
@@ -2049,7 +2049,7 @@
         <w:rPr>
           <w:rStyle w:val="VerbatimChar"/>
         </w:rPr>
-        <w:t xml:space="preserve">## 4    4 -0.31951919 -0.3966112</w:t>
+        <w:t xml:space="preserve">## 4    4 -0.31951919 -0.235257572</w:t>
       </w:r>
       <w:r>
         <w:br/>
@@ -2058,7 +2058,7 @@
         <w:rPr>
           <w:rStyle w:val="VerbatimChar"/>
         </w:rPr>
-        <w:t xml:space="preserve">## 5    5 -0.54402111 -0.6301110</w:t>
+        <w:t xml:space="preserve">## 5    5 -0.54402111 -0.451724613</w:t>
       </w:r>
     </w:p>
     <w:p>
@@ -2301,7 +2301,7 @@
               <a:graphicData uri="http://schemas.openxmlformats.org/drawingml/2006/picture">
                 <pic:pic>
                   <pic:nvPicPr>
-                    <pic:cNvPr descr="C:\Git\dal\tspredit\examples\tutorial\doc\08-mlp-complete-pipeline_files/25895fad59bfdfe2c8e67734dbfc9807a9ef6347.png" id="14" name="Picture"/>
+                    <pic:cNvPr descr="/home/gpca/tspredit/examples/tutorial/doc/08-mlp-complete-pipeline_files/cfdfdbe5e0afbb0e4f04c998bef3481d1666e1f7.png" id="14" name="Picture"/>
                     <pic:cNvPicPr>
                       <a:picLocks noChangeArrowheads="1" noChangeAspect="1"/>
                     </pic:cNvPicPr>
